--- a/livrables/lecons/enneagramme/2026-09-23_lecon-enneagramme_17_relations-couple-famille-conflits.docx
+++ b/livrables/lecons/enneagramme/2026-09-23_lecon-enneagramme_17_relations-couple-famille-conflits.docx
@@ -341,7 +341,18 @@
           <w:sz w:val="22"/>
           <w:szCs w:val="22"/>
         </w:rPr>
-        <w:t xml:space="preserve">Le Dr David Daniels (médecin et professeur à Stanford, co-fondateur de l'Enneagram Worldwide) décrit 45 combinaisons possibles — chaque paire de types parmi les neuf. Pour chaque paire, son modèle distingue trois dimensions d'exploration :</w:t>
+        <w:t xml:space="preserve">Le Dr David Daniels (M.D., de la lignée de The Narrative Enneagram — les deux mentions que porte sa page) décrit 45 combinaisons possibles — chaque paire de types parmi les neuf. Pour chaque paire, son modèle distingue trois dimensions d'exploration :</w:t>
+      </w:r>
+      <w:r>
+        <w:rPr>
+          <w:rFonts w:ascii="Times New Roman" w:cs="Times New Roman" w:eastAsia="Times New Roman" w:hAnsi="Times New Roman"/>
+          <w:i/>
+          <w:iCs/>
+          <w:color w:val="6B7280"/>
+          <w:sz w:val="20"/>
+          <w:szCs w:val="20"/>
+        </w:rPr>
+        <w:t xml:space="preserve"> [Corrigé le 24/09/2026 : « médecin et professeur à Stanford, co-fondateur de l'Enneagram Worldwide ». Sur la page citée : « professor » 0 occurrence, « psychiatry » 0, « co-founder » 0, « Enneagram Worldwide » 0 ; « Stanford » n'y apparaît que dans un item de menu. La page porte « M.D. » et nomme « The Narrative Enneagram ». Les deux qualités retirées sont plausibles — elles ne sont pas sur la source.]</w:t>
       </w:r>
     </w:p>
     <w:p>
@@ -646,7 +657,18 @@
           <w:sz w:val="22"/>
           <w:szCs w:val="22"/>
         </w:rPr>
-        <w:t xml:space="preserve">Note : Daniels précise qu'une variation importante existe à l'intérieur de chaque patron typique, selon le développement personnel, le contexte culturel, le genre, l'influence des ailes et l'histoire de vie. Les 45 combinaisons sont des boussoles, pas des verdicts.</w:t>
+        <w:t xml:space="preserve">Note : Daniels précise qu'une variation importante existe à l'intérieur de chaque patron typique, selon le développement personnel, le contexte culturel, le genre, l'influence des autres types et l'histoire de vie. Les 45 combinaisons sont des boussoles, pas des verdicts.</w:t>
+      </w:r>
+      <w:r>
+        <w:rPr>
+          <w:rFonts w:ascii="Times New Roman" w:cs="Times New Roman" w:eastAsia="Times New Roman" w:hAnsi="Times New Roman"/>
+          <w:i/>
+          <w:iCs/>
+          <w:color w:val="6B7280"/>
+          <w:sz w:val="20"/>
+          <w:szCs w:val="20"/>
+        </w:rPr>
+        <w:t xml:space="preserve"> [Corrigé le 24/09/2026 : Daniels écrit « the influence of other types ». Les ailes sont les deux types adjacents ; « les autres types » inclut aussi les flèches, enseignées en leçon 14. Un terme technique du modèle avait remplacé un terme général de la source.]</w:t>
       </w:r>
     </w:p>
     <w:p>
@@ -1216,7 +1238,7 @@
                 <w:sz w:val="20"/>
                 <w:szCs w:val="20"/>
               </w:rPr>
-              <w:t xml:space="preserve">Es-tu vraiment fiable et sûr(e) ?</w:t>
+              <w:t xml:space="preserve">Sommes-nous en sécurité, et puis-je me fier à ta parole ?</w:t>
             </w:r>
           </w:p>
         </w:tc>
@@ -1269,7 +1291,7 @@
                 <w:sz w:val="20"/>
                 <w:szCs w:val="20"/>
               </w:rPr>
-              <w:t xml:space="preserve">Puis-je rester libre dans un engagement ?</w:t>
+              <w:t xml:space="preserve">Un engagement peut-il contenir la liberté ET la douleur ?</w:t>
             </w:r>
           </w:p>
         </w:tc>
@@ -1375,7 +1397,7 @@
                 <w:sz w:val="20"/>
                 <w:szCs w:val="20"/>
               </w:rPr>
-              <w:t xml:space="preserve">Y a-t-il une place pour mes besoins ici ?</w:t>
+              <w:t xml:space="preserve">Puis-je avoir des besoins sans perdre le lien ?</w:t>
             </w:r>
           </w:p>
         </w:tc>
@@ -1415,6 +1437,17 @@
           <w:szCs w:val="22"/>
         </w:rPr>
         <w:t xml:space="preserve">Avertissement (règle B1) : ce tableau est une synthèse d'approches commerciales et praticiennes. Il n'est pas issu d'une validation psychométrique indépendante. À utiliser comme outil de réflexion personnelle, non comme grille de diagnostic.</w:t>
+      </w:r>
+      <w:r>
+        <w:rPr>
+          <w:rFonts w:ascii="Times New Roman" w:cs="Times New Roman" w:eastAsia="Times New Roman" w:hAnsi="Times New Roman"/>
+          <w:i/>
+          <w:iCs/>
+          <w:color w:val="6B7280"/>
+          <w:sz w:val="20"/>
+          <w:szCs w:val="20"/>
+        </w:rPr>
+        <w:t xml:space="preserve"> [Corrigé le 24/09/2026 : trois questions du tableau avaient perdu leur moitié relationnelle. 9takes écrit pour le 6 « Are we safe, and can I trust your word? » (la leçon en faisait une question sur l'autre), pour le 7 « Can commitment hold freedom and pain? » (la douleur avait disparu) et pour le 9 « Can I have needs without losing connection? » (le lien avait disparu). La synthèse déplaçait systématiquement la question de la relation vers soi ou vers l'autre.]</w:t>
       </w:r>
     </w:p>
     <w:p>
@@ -1562,25 +1595,70 @@
           <w:sz w:val="22"/>
           <w:szCs w:val="22"/>
         </w:rPr>
-        <w:t xml:space="preserve"/>
-      </w:r>
-    </w:p>
-    <w:p>
-      <w:pPr>
-        <w:spacing w:after="80" w:before="80"/>
-      </w:pPr>
-      <w:r>
-        <w:rPr>
-          <w:rFonts w:ascii="Times New Roman" w:cs="Times New Roman" w:eastAsia="Times New Roman" w:hAnsi="Times New Roman"/>
-          <w:b w:val="false"/>
-          <w:bCs w:val="false"/>
+        <w:t xml:space="preserve">⚠️ Limite du protocole, telle que 9takes l'écrit juste après la cinquième étape : « This process does not apply when there is abuse, coercive control, or fear for someone's safety. In those cases, the priority is support and safety, not better type communication. » En clair : en situation d'abus, de contrôle coercitif ou de peur pour la sécurité de quelqu'un, ce protocole ne s'applique pas — la priorité est le soutien et la mise en sécurité, pas une meilleure communication de type. La page renvoie à une ligne d'écoute nationale ; en France, le 3919 (Violences Femmes Info) et le 119 (enfance en danger).</w:t>
+      </w:r>
+    </w:p>
+    <w:p>
+      <w:pPr>
+        <w:spacing w:after="80" w:before="80"/>
+      </w:pPr>
+      <w:r>
+        <w:rPr>
+          <w:rFonts w:ascii="Times New Roman" w:cs="Times New Roman" w:eastAsia="Times New Roman" w:hAnsi="Times New Roman"/>
           <w:i/>
           <w:iCs/>
-          <w:color w:val="1F2937"/>
-          <w:sz w:val="22"/>
-          <w:szCs w:val="22"/>
-        </w:rPr>
-        <w:t xml:space="preserve">Rappel : l'ennéagramme n'est pas un test de compatibilité validé. La santé émotionnelle de chacun, les valeurs partagées et la capacité de réparation priment sur la combinaison de types — c'est la position explicite des sources mobilisées pour cette leçon.</w:t>
+          <w:color w:val="6B7280"/>
+          <w:sz w:val="20"/>
+          <w:szCs w:val="20"/>
+        </w:rPr>
+        <w:t xml:space="preserve">[Ajouté le 24/09/2026 : cette phrase est sur la page de 9takes, immédiatement après l'étape 5, et la leçon livrée l'avait supprimée. C'est le défaut le plus sérieux de cette leçon : le lecteur accompagne des personnes vulnérables et peut appliquer ce protocole à sa propre famille — la phrase manquante est celle qui dit quand ne pas l'appliquer.]</w:t>
+      </w:r>
+    </w:p>
+    <w:p>
+      <w:pPr>
+        <w:spacing w:after="80" w:before="80"/>
+      </w:pPr>
+      <w:r>
+        <w:rPr>
+          <w:rFonts w:ascii="Times New Roman" w:cs="Times New Roman" w:eastAsia="Times New Roman" w:hAnsi="Times New Roman"/>
+          <w:b w:val="false"/>
+          <w:bCs w:val="false"/>
+          <w:i w:val="false"/>
+          <w:iCs w:val="false"/>
+          <w:color w:val="1F2937"/>
+          <w:sz w:val="22"/>
+          <w:szCs w:val="22"/>
+        </w:rPr>
+        <w:t xml:space="preserve"/>
+      </w:r>
+    </w:p>
+    <w:p>
+      <w:pPr>
+        <w:spacing w:after="80" w:before="80"/>
+      </w:pPr>
+      <w:r>
+        <w:rPr>
+          <w:rFonts w:ascii="Times New Roman" w:cs="Times New Roman" w:eastAsia="Times New Roman" w:hAnsi="Times New Roman"/>
+          <w:b w:val="false"/>
+          <w:bCs w:val="false"/>
+          <w:i/>
+          <w:iCs/>
+          <w:color w:val="1F2937"/>
+          <w:sz w:val="22"/>
+          <w:szCs w:val="22"/>
+        </w:rPr>
+        <w:t xml:space="preserve">Rappel : l'ennéagramme n'est pas un test de compatibilité validé. 9takes le dit dans sa section « What the Research Can and Cannot Tell Us » en renvoyant à la revue systématique de Hook et coll. (2021) — « a 2021 systematic review of 104 independent samples found mixed evidence for its reliability and validity » —, c'est-à-dire la source indépendante établie en leçon 13. Growing Self converge, sous un titre de section sans ambiguïté : « Compatibility Is Less Important Than Understanding ». La santé émotionnelle de chacun, les valeurs partagées et la capacité de réparation priment sur la combinaison de types — c'est la position explicite des sources mobilisées pour cette leçon.</w:t>
+      </w:r>
+      <w:r>
+        <w:rPr>
+          <w:rFonts w:ascii="Times New Roman" w:cs="Times New Roman" w:eastAsia="Times New Roman" w:hAnsi="Times New Roman"/>
+          <w:i/>
+          <w:iCs/>
+          <w:color w:val="6B7280"/>
+          <w:sz w:val="20"/>
+          <w:szCs w:val="20"/>
+        </w:rPr>
+        <w:t xml:space="preserve"> [Corrigé le 24/09/2026 : la leçon écrivait « c'est la position explicite des sources mobilisées » sans nommer aucune étude, alors que 9takes lui tendait la référence. Et Growing Self, listée en ressources avec une caractérisation datée, n'irriguait rien : elle dit ici ce qu'elle porte.]</w:t>
       </w:r>
     </w:p>
     <w:p>
@@ -3002,6 +3080,167 @@
           <w:szCs w:val="22"/>
         </w:rPr>
         <w:t xml:space="preserve">Cette leçon fermera la boucle sur les usages du modèle en milieu de travail, en distinguant ce qui relève du développement personnel de ce qui constitue une dérive instrumentale — particulièrement importante dans le contexte médico-social.</w:t>
+      </w:r>
+    </w:p>
+    <w:p>
+      <w:pPr>
+        <w:pStyle w:val="Heading2"/>
+        <w:spacing w:after="80" w:before="240"/>
+      </w:pPr>
+      <w:r>
+        <w:rPr>
+          <w:rFonts w:ascii="Times New Roman" w:cs="Times New Roman" w:eastAsia="Times New Roman" w:hAnsi="Times New Roman"/>
+          <w:b/>
+          <w:bCs/>
+          <w:color w:val="1B3A6B"/>
+          <w:sz w:val="30"/>
+          <w:szCs w:val="30"/>
+        </w:rPr>
+        <w:t xml:space="preserve">📝 Journal des corrections</w:t>
+      </w:r>
+    </w:p>
+    <w:p>
+      <w:pPr>
+        <w:spacing w:after="80" w:before="80"/>
+      </w:pPr>
+      <w:r>
+        <w:rPr>
+          <w:rFonts w:ascii="Times New Roman" w:cs="Times New Roman" w:eastAsia="Times New Roman" w:hAnsi="Times New Roman"/>
+          <w:b w:val="false"/>
+          <w:bCs w:val="false"/>
+          <w:i/>
+          <w:iCs/>
+          <w:color w:val="1F2937"/>
+          <w:sz w:val="22"/>
+          <w:szCs w:val="22"/>
+        </w:rPr>
+        <w:t xml:space="preserve">Corrigée le 24/09/2026. Les quatre pages ont été rouvertes ; les formulations d'origine sont conservées ici, et seulement ici.</w:t>
+      </w:r>
+    </w:p>
+    <w:p>
+      <w:pPr>
+        <w:spacing w:after="80" w:before="80"/>
+      </w:pPr>
+      <w:r>
+        <w:rPr>
+          <w:rFonts w:ascii="Times New Roman" w:cs="Times New Roman" w:eastAsia="Times New Roman" w:hAnsi="Times New Roman"/>
+          <w:b w:val="false"/>
+          <w:bCs w:val="false"/>
+          <w:i/>
+          <w:iCs/>
+          <w:color w:val="1F2937"/>
+          <w:sz w:val="22"/>
+          <w:szCs w:val="22"/>
+        </w:rPr>
+        <w:t xml:space="preserve">① LA CLAUSE DE SÉCURITÉ, ABSENTE DE LA LEÇON LIVRÉE. 9takes écrit juste après la cinquième étape : « This process does not apply when there is abuse, coercive control, or fear for someone's safety. In those cases, the priority is support and safety, not better type communication », et renvoie à une ligne d'écoute. La leçon reprenait les cinq étapes et supprimait l'exclusion. C'est le défaut le plus sérieux de cette leçon.</w:t>
+      </w:r>
+    </w:p>
+    <w:p>
+      <w:pPr>
+        <w:spacing w:after="80" w:before="80"/>
+      </w:pPr>
+      <w:r>
+        <w:rPr>
+          <w:rFonts w:ascii="Times New Roman" w:cs="Times New Roman" w:eastAsia="Times New Roman" w:hAnsi="Times New Roman"/>
+          <w:b w:val="false"/>
+          <w:bCs w:val="false"/>
+          <w:i/>
+          <w:iCs/>
+          <w:color w:val="1F2937"/>
+          <w:sz w:val="22"/>
+          <w:szCs w:val="22"/>
+        </w:rPr>
+        <w:t xml:space="preserve">② « Le Dr David Daniels (médecin et professeur à Stanford, co-fondateur de l'Enneagram Worldwide) » → sur sa page : professor 0, psychiatry 0, co-founder 0, Enneagram Worldwide 0 ; Stanford seulement dans un item de menu. La page porte « M.D. » et nomme « The Narrative Enneagram ».</w:t>
+      </w:r>
+    </w:p>
+    <w:p>
+      <w:pPr>
+        <w:spacing w:after="80" w:before="80"/>
+      </w:pPr>
+      <w:r>
+        <w:rPr>
+          <w:rFonts w:ascii="Times New Roman" w:cs="Times New Roman" w:eastAsia="Times New Roman" w:hAnsi="Times New Roman"/>
+          <w:b w:val="false"/>
+          <w:bCs w:val="false"/>
+          <w:i/>
+          <w:iCs/>
+          <w:color w:val="1F2937"/>
+          <w:sz w:val="22"/>
+          <w:szCs w:val="22"/>
+        </w:rPr>
+        <w:t xml:space="preserve">③ « l'influence des ailes » → Daniels écrit « the influence of other types ». Les ailes sont les deux types adjacents ; les autres types incluent aussi les flèches.</w:t>
+      </w:r>
+    </w:p>
+    <w:p>
+      <w:pPr>
+        <w:spacing w:after="80" w:before="80"/>
+      </w:pPr>
+      <w:r>
+        <w:rPr>
+          <w:rFonts w:ascii="Times New Roman" w:cs="Times New Roman" w:eastAsia="Times New Roman" w:hAnsi="Times New Roman"/>
+          <w:b w:val="false"/>
+          <w:bCs w:val="false"/>
+          <w:i/>
+          <w:iCs/>
+          <w:color w:val="1F2937"/>
+          <w:sz w:val="22"/>
+          <w:szCs w:val="22"/>
+        </w:rPr>
+        <w:t xml:space="preserve">④ Trois questions du tableau avaient perdu leur moitié relationnelle : le 6 (« Are we safe, and can I trust your word? ») était devenu une question sur l'autre, le 7 (« Can commitment hold freedom and pain? ») perdait la douleur, le 9 (« Can I have needs without losing connection? ») perdait le lien.</w:t>
+      </w:r>
+    </w:p>
+    <w:p>
+      <w:pPr>
+        <w:spacing w:after="80" w:before="80"/>
+      </w:pPr>
+      <w:r>
+        <w:rPr>
+          <w:rFonts w:ascii="Times New Roman" w:cs="Times New Roman" w:eastAsia="Times New Roman" w:hAnsi="Times New Roman"/>
+          <w:b w:val="false"/>
+          <w:bCs w:val="false"/>
+          <w:i/>
+          <w:iCs/>
+          <w:color w:val="1F2937"/>
+          <w:sz w:val="22"/>
+          <w:szCs w:val="22"/>
+        </w:rPr>
+        <w:t xml:space="preserve">⑤ « c'est la position explicite des sources mobilisées » → la revue de Hook et coll. (2021), « a 2021 systematic review of 104 independent samples », que 9takes cite dans sa section « What the Research Can and Cannot Tell Us » et que la leçon 13 avait déjà établie.</w:t>
+      </w:r>
+    </w:p>
+    <w:p>
+      <w:pPr>
+        <w:spacing w:after="80" w:before="80"/>
+      </w:pPr>
+      <w:r>
+        <w:rPr>
+          <w:rFonts w:ascii="Times New Roman" w:cs="Times New Roman" w:eastAsia="Times New Roman" w:hAnsi="Times New Roman"/>
+          <w:b w:val="false"/>
+          <w:bCs w:val="false"/>
+          <w:i/>
+          <w:iCs/>
+          <w:color w:val="1F2937"/>
+          <w:sz w:val="22"/>
+          <w:szCs w:val="22"/>
+        </w:rPr>
+        <w:t xml:space="preserve">⑥ Growing Self était listée avec une caractérisation datée sans que rien du corps n'en vienne ; sa section « Compatibility Is Less Important Than Understanding » est désormais citée à l'endroit où elle converge avec la leçon.</w:t>
+      </w:r>
+    </w:p>
+    <w:p>
+      <w:pPr>
+        <w:spacing w:after="80" w:before="80"/>
+      </w:pPr>
+      <w:r>
+        <w:rPr>
+          <w:rFonts w:ascii="Times New Roman" w:cs="Times New Roman" w:eastAsia="Times New Roman" w:hAnsi="Times New Roman"/>
+          <w:b w:val="false"/>
+          <w:bCs w:val="false"/>
+          <w:i/>
+          <w:iCs/>
+          <w:color w:val="1F2937"/>
+          <w:sz w:val="22"/>
+          <w:szCs w:val="22"/>
+        </w:rPr>
+        <w:t xml:space="preserve">Vérifié et inchangé : la citation de l'Enneagram Institute (« No pairing of types is particularly blessed and no pairing is particularly doomed ») et ses trois facteurs ; les 45 combinaisons de Daniels, son « circle of conflict », ses trois aspects et ses « Words of Gentle Caution » ; les neuf réflexes défensifs de 9takes, mot pour mot ; les cinq étapes du protocole, dans l'ordre ; et l'avertissement sur le caractère commercial des quatre sources.</w:t>
       </w:r>
     </w:p>
     <w:sectPr>
